--- a/Cover_Letter_Trials_R1.docx
+++ b/Cover_Letter_Trials_R1.docx
@@ -111,7 +111,7 @@
           <w:i w:val="0"/>
           <w:sz w:val="24"/>
         </w:rPr>
-        <w:t>Enclosed: revised manuscript, point-by-point response, figures, STROBE checklist, and a reproducibility package (Additional File 1) with the extraction table, screening log, code, and posterior draws.</w:t>
+        <w:t>Enclosed: revised manuscript, point-by-point response, figures, STROBE checklist, and a reproducibility package (https://github.com/rstil2/infectious-disease-trial-sex-enrollment; also Additional File 1) with the extraction table, screening log, code, and posterior draws.</w:t>
       </w:r>
     </w:p>
     <w:p>

--- a/Cover_Letter_Trials_R1.docx
+++ b/Cover_Letter_Trials_R1.docx
@@ -83,7 +83,7 @@
           <w:i w:val="0"/>
           <w:sz w:val="24"/>
         </w:rPr>
-        <w:t>Thank you for the opportunity to revise this manuscript. The reviewer showed that the original 15-study list mixed ineligible designs with pivotal trials, that a 50% female benchmark was applied to sex-restricted indications, and that the hierarchical variance split omitted residual variance. We rebuilt the eligible set, extracted enrollment from primary publications, changed the estimand to observed versus target-population expected share, and fitted a model that reports residual variance.</w:t>
+        <w:t>Thank you for the opportunity to revise this manuscript. The reviewer required a target-population comparator, an eligible trial set, residual variance, and a public repository during review. We followed those instructions, including where they change the results.</w:t>
       </w:r>
     </w:p>
     <w:p>
@@ -97,7 +97,39 @@
           <w:i w:val="0"/>
           <w:sz w:val="24"/>
         </w:rPr>
-        <w:t>The title is now: “Female enrollment versus target-population sex composition in pivotal infectious disease trials: a reconstructed Bayesian analysis of phase III/IV randomised trials.” We withdrew the 72% systemic-barrier claim and the 2068–2074 projections.</w:t>
+        <w:t xml:space="preserve">The revised paper is a methods result for </w:t>
+      </w:r>
+      <w:r>
+        <w:rPr>
+          <w:rFonts w:ascii="Times New Roman" w:hAnsi="Times New Roman"/>
+          <w:b w:val="0"/>
+          <w:i/>
+          <w:sz w:val="24"/>
+        </w:rPr>
+        <w:t>Trials</w:t>
+      </w:r>
+      <w:r>
+        <w:rPr>
+          <w:rFonts w:ascii="Times New Roman" w:hAnsi="Times New Roman"/>
+          <w:b w:val="0"/>
+          <w:i w:val="0"/>
+          <w:sz w:val="24"/>
+        </w:rPr>
+        <w:t>. Scoring every infectious disease trial against 50% female manufactures a uniform enrollment failure: it treats women-only PrEP, MSM PrEP, PWID, and health-care-worker samples as if they shared one recruitment deficit. Against trial-specific expected shares, ten mixed-sex pivotal trials (N=150,907) have a median enrollment ratio of 0.98. Forcing the same trials onto 50% recreates the appearance of a shared crisis. The remaining, interpretable contrast is protocol, not pathogen: PALM enrolled pregnant patients with Ebola virus disease, whereas rVSV-ZEBOV excluded pregnancy and breastfeeding and sat 11 percentage points below its enumerated-contact comparator. That is the eligibility lever ICH E21 (Step 2 draft) now asks sponsors to reverse. We do not restore a 72%/28% variance split or parity-year forecasts; those quantities are not identified.</w:t>
+      </w:r>
+    </w:p>
+    <w:p>
+      <w:pPr>
+        <w:spacing w:after="160" w:before="0"/>
+      </w:pPr>
+      <w:r>
+        <w:rPr>
+          <w:rFonts w:ascii="Times New Roman" w:hAnsi="Times New Roman"/>
+          <w:b w:val="0"/>
+          <w:i w:val="0"/>
+          <w:sz w:val="24"/>
+        </w:rPr>
+        <w:t>The title is now: “Scoring sex representativeness against the wrong denominator: target-population analysis of pivotal infectious disease trials.”</w:t>
       </w:r>
     </w:p>
     <w:p>
